--- a/project/Documentation Projet/Compte rendu du projet.docx
+++ b/project/Documentation Projet/Compte rendu du projet.docx
@@ -23,13 +23,7 @@
     </w:p>
     <w:p>
       <w:r>
-        <w:t>Les compétitions sportives prennent des formes variées selon la discipline concernée. Dans ce projet, nous allons nous intéresser à</w:t>
-      </w:r>
-      <w:r>
-        <w:t xml:space="preserve"> </w:t>
-      </w:r>
-      <w:r>
-        <w:t>la gestion de tournoi, peu importe le sport pratiqué : football, rugby, tennis, handball, basketball, pétanque, poker, etc.</w:t>
+        <w:t>Les compétitions sportives prennent des formes variées selon la discipline concernée. Dans ce projet, nous allons nous intéresser à la gestion de tournoi, peu importe le sport pratiqué : football, rugby, tennis, handball, basketball, pétanque, poker, etc.</w:t>
       </w:r>
     </w:p>
     <w:p>
@@ -99,36 +93,12 @@
     </w:p>
     <w:p>
       <w:r>
-        <w:t>Ce projet vise à concevoir un système informatique capable de gérer différents types de tournois en proposant des outils</w:t>
-      </w:r>
-      <w:r>
-        <w:t xml:space="preserve"> </w:t>
-      </w:r>
-      <w:r>
-        <w:t>d’organisation, de suivi et d’affichage des résultats. L’objectif est d’offrir une solution adaptable aux spécificités de chaque sport.</w:t>
-      </w:r>
-    </w:p>
-    <w:p>
-      <w:r>
-        <w:t>La formule tournoi consiste en un mini-championnat qui est organisé sur un jour, un week-end, ou sur plusieurs jours, entre un nombre</w:t>
-      </w:r>
-      <w:r>
-        <w:t xml:space="preserve"> </w:t>
-      </w:r>
-      <w:r>
-        <w:t>restreint d’équipes (ou de personnes) qui se rencontrent en une seule phase. En fonction du nombre d’équipes inscrites à un tournoi,</w:t>
-      </w:r>
-      <w:r>
-        <w:t xml:space="preserve"> </w:t>
-      </w:r>
-      <w:r>
-        <w:t>il est possible de répartir ces dernières de manière équilibrée (plus ou moins une équipe selon le nombre d’équipes inscrites au</w:t>
-      </w:r>
-      <w:r>
-        <w:t xml:space="preserve"> </w:t>
-      </w:r>
-      <w:r>
-        <w:t>tournoi) dans un ensemble de poules afin de limiter le nombre total de matchs joués.</w:t>
+        <w:t>Ce projet vise à concevoir un système informatique capable de gérer différents types de tournois en proposant des outils d’organisation, de suivi et d’affichage des résultats. L’objectif est d’offrir une solution adaptable aux spécificités de chaque sport.</w:t>
+      </w:r>
+    </w:p>
+    <w:p>
+      <w:r>
+        <w:t>La formule tournoi consiste en un mini-championnat qui est organisé sur un jour, un week-end, ou sur plusieurs jours, entre un nombre restreint d’équipes (ou de personnes) qui se rencontrent en une seule phase. En fonction du nombre d’équipes inscrites à un tournoi, il est possible de répartir ces dernières de manière équilibrée (plus ou moins une équipe selon le nombre d’équipes inscrites au tournoi) dans un ensemble de poules afin de limiter le nombre total de matchs joués.</w:t>
       </w:r>
     </w:p>
     <w:p>
@@ -138,24 +108,12 @@
     </w:p>
     <w:p>
       <w:r>
-        <w:t>Le nombre de joueurs par équipe dépend du sport choisi. Par exemple 7 joueurs par équipe pour le rugby à 7, en solo ou en</w:t>
-      </w:r>
-      <w:r>
-        <w:t xml:space="preserve"> </w:t>
-      </w:r>
-      <w:r>
-        <w:t>double pour le tennis, 5 ou 3 pour le basketball, etc.</w:t>
-      </w:r>
-    </w:p>
-    <w:p>
-      <w:r>
-        <w:t>Les règles de classement sont fonction du sport choisi. Souvent, une victoire vaut 3 points, un match nul 1 point, perdu 0 point. À la</w:t>
-      </w:r>
-      <w:r>
-        <w:t xml:space="preserve"> </w:t>
-      </w:r>
-      <w:r>
-        <w:t>fin de la phase de poule, le classement peut alors être établi.</w:t>
+        <w:t>Le nombre de joueurs par équipe dépend du sport choisi. Par exemple 7 joueurs par équipe pour le rugby à 7, en solo ou en double pour le tennis, 5 ou 3 pour le basketball, etc.</w:t>
+      </w:r>
+    </w:p>
+    <w:p>
+      <w:r>
+        <w:t>Les règles de classement sont fonction du sport choisi. Souvent, une victoire vaut 3 points, un match nul 1 point, perdu 0 point. À la fin de la phase de poule, le classement peut alors être établi.</w:t>
       </w:r>
     </w:p>
     <w:p>
@@ -165,48 +123,21 @@
     </w:p>
     <w:p>
       <w:r>
-        <w:t>D’autres éléments sont fonction du sport choisi : le temps d’une partie pour n’en citer qu’un, et certainement d’autres éléments dont</w:t>
-      </w:r>
-      <w:r>
-        <w:t xml:space="preserve"> </w:t>
-      </w:r>
-      <w:r>
-        <w:t>vous serez libre de définir.</w:t>
-      </w:r>
-    </w:p>
-    <w:p>
-      <w:r>
-        <w:t>Le nombre d’équipe est borné et est fonction du nombre de terrains disponibles, de la durée du tournoi, du temps que dure un</w:t>
-      </w:r>
-      <w:r>
-        <w:t xml:space="preserve"> </w:t>
-      </w:r>
-      <w:r>
-        <w:t>match. Lors de la phase de poule, par souci d’équité, il est souhaitable qu’une équipe ne joue pas deux matchs dans deux plages</w:t>
-      </w:r>
-      <w:r>
-        <w:t xml:space="preserve"> </w:t>
-      </w:r>
-      <w:r>
-        <w:t>consécutives d’une même journée, leur laissant ainsi un temps suffisant de récupération.</w:t>
-      </w:r>
-    </w:p>
-    <w:p>
+        <w:t>D’autres éléments sont fonction du sport choisi : le temps d’une partie pour n’en citer qu’un, et certainement d’autres éléments dont vous serez libre de définir.</w:t>
+      </w:r>
+    </w:p>
+    <w:p>
+      <w:r>
+        <w:t>Le nombre d’équipe est borné et est fonction du nombre de terrains disponibles, de la durée du tournoi, du temps que dure un match. Lors de la phase de poule, par souci d’équité, il est souhaitable qu’une équipe ne joue pas deux matchs dans deux plages consécutives d’une même journée, leur laissant ainsi un temps suffisant de récupération.</w:t>
+      </w:r>
+    </w:p>
+    <w:p>
+      <w:r>
+        <w:t xml:space="preserve">Après la phase de poule se jouent les matchs à éliminations directs en commençant soit par les 1/8 ou ¼ de finale (ce choix est fait à la création du tournoi). Les équipes jouant les matchs à </w:t>
+      </w:r>
       <w:r>
         <w:lastRenderedPageBreak/>
-        <w:t>Après la phase de poule se jouent les matchs à éliminations directs en commençant soit par les 1/8 ou ¼ de finale (ce choix est</w:t>
-      </w:r>
-      <w:r>
-        <w:t xml:space="preserve"> </w:t>
-      </w:r>
-      <w:r>
-        <w:t>fait à la création du tournoi). Les équipes jouant les matchs à éliminations directs sont choisies selon les règles du tournoi. Plusieurs</w:t>
-      </w:r>
-      <w:r>
-        <w:t xml:space="preserve"> </w:t>
-      </w:r>
-      <w:r>
-        <w:t>solutions sont possibles et vous êtes libre de les définir.</w:t>
+        <w:t>éliminations directs sont choisies selon les règles du tournoi. Plusieurs solutions sont possibles et vous êtes libre de les définir.</w:t>
       </w:r>
     </w:p>
     <w:p>
@@ -214,15 +145,15 @@
         <w:pStyle w:val="Titre2"/>
       </w:pPr>
       <w:r>
-        <w:t xml:space="preserve">Cahier des charges : </w:t>
-      </w:r>
-    </w:p>
-    <w:p>
-      <w:r>
-        <w:t xml:space="preserve">Il faut faire une application avec de multiples facettes, mais toutes centrées autour d'une base de </w:t>
-      </w:r>
-      <w:r>
-        <w:t>données :</w:t>
+        <w:t>Notre c</w:t>
+      </w:r>
+      <w:r>
+        <w:t xml:space="preserve">ahier des charges : </w:t>
+      </w:r>
+    </w:p>
+    <w:p>
+      <w:r>
+        <w:t>Il faut faire une application avec de multiples facettes, mais toutes centrées autour d'une base de données :</w:t>
       </w:r>
     </w:p>
     <w:p>
@@ -288,7 +219,217 @@
         <w:t>.</w:t>
       </w:r>
     </w:p>
+    <w:p>
+      <w:pPr>
+        <w:pStyle w:val="Titre2"/>
+      </w:pPr>
+      <w:r>
+        <w:t>Gestion du travail en groupe</w:t>
+      </w:r>
+    </w:p>
+    <w:p>
+      <w:r>
+        <w:t xml:space="preserve">Création d’un </w:t>
+      </w:r>
+      <w:r>
+        <w:t xml:space="preserve">salon </w:t>
+      </w:r>
+      <w:r>
+        <w:t>discord commun afin de discuter du projet de manière structuré avec des salons différent pour chaque thème du projet. Création de sondage et aussi salon audio et vidéo de discussion afin de collaborer à distance.</w:t>
+      </w:r>
+      <w:r>
+        <w:t xml:space="preserve"> (Voir ci-dessous)</w:t>
+      </w:r>
+    </w:p>
+    <w:p>
+      <w:r>
+        <w:rPr>
+          <w:noProof/>
+        </w:rPr>
+        <w:drawing>
+          <wp:inline distT="0" distB="0" distL="0" distR="0" wp14:anchorId="217281F1" wp14:editId="534C0050">
+            <wp:extent cx="5760720" cy="2585085"/>
+            <wp:effectExtent l="0" t="0" r="0" b="5715"/>
+            <wp:docPr id="827925850" name="Image 1" descr="Une image contenant texte, capture d’écran, logiciel, Logiciel multimédia&#10;&#10;Le contenu généré par l’IA peut être incorrect."/>
+            <wp:cNvGraphicFramePr>
+              <a:graphicFrameLocks xmlns:a="http://schemas.openxmlformats.org/drawingml/2006/main" noChangeAspect="1"/>
+            </wp:cNvGraphicFramePr>
+            <a:graphic xmlns:a="http://schemas.openxmlformats.org/drawingml/2006/main">
+              <a:graphicData uri="http://schemas.openxmlformats.org/drawingml/2006/picture">
+                <pic:pic xmlns:pic="http://schemas.openxmlformats.org/drawingml/2006/picture">
+                  <pic:nvPicPr>
+                    <pic:cNvPr id="827925850" name="Image 1" descr="Une image contenant texte, capture d’écran, logiciel, Logiciel multimédia&#10;&#10;Le contenu généré par l’IA peut être incorrect."/>
+                    <pic:cNvPicPr/>
+                  </pic:nvPicPr>
+                  <pic:blipFill>
+                    <a:blip r:embed="rId5"/>
+                    <a:stretch>
+                      <a:fillRect/>
+                    </a:stretch>
+                  </pic:blipFill>
+                  <pic:spPr>
+                    <a:xfrm>
+                      <a:off x="0" y="0"/>
+                      <a:ext cx="5760720" cy="2585085"/>
+                    </a:xfrm>
+                    <a:prstGeom prst="rect">
+                      <a:avLst/>
+                    </a:prstGeom>
+                  </pic:spPr>
+                </pic:pic>
+              </a:graphicData>
+            </a:graphic>
+          </wp:inline>
+        </w:drawing>
+      </w:r>
+    </w:p>
+    <w:p>
+      <w:r>
+        <w:t>Nous avons décider afin de faciliter notre travail une répartition en 3 rôles</w:t>
+      </w:r>
+      <w:r>
+        <w:t xml:space="preserve"> principaux</w:t>
+      </w:r>
+      <w:r>
+        <w:t> :</w:t>
+      </w:r>
+    </w:p>
+    <w:p>
+      <w:pPr>
+        <w:pStyle w:val="Paragraphedeliste"/>
+        <w:numPr>
+          <w:ilvl w:val="0"/>
+          <w:numId w:val="1"/>
+        </w:numPr>
+      </w:pPr>
+      <w:r>
+        <w:t>Rôle 1 : Création des bases de données, création script python</w:t>
+      </w:r>
+    </w:p>
+    <w:p>
+      <w:pPr>
+        <w:pStyle w:val="Paragraphedeliste"/>
+        <w:numPr>
+          <w:ilvl w:val="0"/>
+          <w:numId w:val="1"/>
+        </w:numPr>
+      </w:pPr>
+      <w:r>
+        <w:t>Rôle 2 : Création de l’interface du site (html/ css), création script python</w:t>
+      </w:r>
+    </w:p>
+    <w:p>
+      <w:pPr>
+        <w:pStyle w:val="Paragraphedeliste"/>
+        <w:numPr>
+          <w:ilvl w:val="0"/>
+          <w:numId w:val="1"/>
+        </w:numPr>
+      </w:pPr>
+      <w:r>
+        <w:t xml:space="preserve">Rôle 3 : Manager du projet (s’occupe du suivi du projet, de la gestion des tâches et du calendrier), il s’occupe également </w:t>
+      </w:r>
+      <w:r>
+        <w:t>des différents dossiers</w:t>
+      </w:r>
+      <w:r>
+        <w:t xml:space="preserve"> à remplir au fur et à mesure.</w:t>
+      </w:r>
+      <w:r>
+        <w:t xml:space="preserve"> Aide aux script python ainsi qu’aux commentaires des différents scripts.</w:t>
+      </w:r>
+    </w:p>
+    <w:p>
+      <w:r>
+        <w:t>Chaque rôle doit également remplir le document test associé à chaque phase afin de garder une trace des test effectués.</w:t>
+      </w:r>
+    </w:p>
+    <w:p>
+      <w:r>
+        <w:t xml:space="preserve">Répartition des rôles : </w:t>
+      </w:r>
+    </w:p>
+    <w:p>
+      <w:pPr>
+        <w:pStyle w:val="Paragraphedeliste"/>
+        <w:numPr>
+          <w:ilvl w:val="0"/>
+          <w:numId w:val="1"/>
+        </w:numPr>
+      </w:pPr>
+      <w:r>
+        <w:t>Rôle 1 : Emile</w:t>
+      </w:r>
+    </w:p>
+    <w:p>
+      <w:pPr>
+        <w:pStyle w:val="Paragraphedeliste"/>
+        <w:numPr>
+          <w:ilvl w:val="0"/>
+          <w:numId w:val="1"/>
+        </w:numPr>
+      </w:pPr>
+      <w:r>
+        <w:t>Rôle 2 : Mattéo</w:t>
+      </w:r>
+    </w:p>
+    <w:p>
+      <w:pPr>
+        <w:pStyle w:val="Paragraphedeliste"/>
+        <w:numPr>
+          <w:ilvl w:val="0"/>
+          <w:numId w:val="1"/>
+        </w:numPr>
+      </w:pPr>
+      <w:r>
+        <w:t>Rôle 3 : Marylou</w:t>
+      </w:r>
+    </w:p>
     <w:p/>
+    <w:p>
+      <w:r>
+        <w:t>Création d’un diagramme de Gantt :</w:t>
+      </w:r>
+    </w:p>
+    <w:p>
+      <w:r>
+        <w:drawing>
+          <wp:inline distT="0" distB="0" distL="0" distR="0" wp14:anchorId="578EEA47" wp14:editId="3505B3CB">
+            <wp:extent cx="5760720" cy="2900045"/>
+            <wp:effectExtent l="0" t="0" r="0" b="0"/>
+            <wp:docPr id="935232829" name="Image 1" descr="Une image contenant texte, capture d’écran, Parallèle, ligne&#10;&#10;Le contenu généré par l’IA peut être incorrect."/>
+            <wp:cNvGraphicFramePr>
+              <a:graphicFrameLocks xmlns:a="http://schemas.openxmlformats.org/drawingml/2006/main" noChangeAspect="1"/>
+            </wp:cNvGraphicFramePr>
+            <a:graphic xmlns:a="http://schemas.openxmlformats.org/drawingml/2006/main">
+              <a:graphicData uri="http://schemas.openxmlformats.org/drawingml/2006/picture">
+                <pic:pic xmlns:pic="http://schemas.openxmlformats.org/drawingml/2006/picture">
+                  <pic:nvPicPr>
+                    <pic:cNvPr id="935232829" name="Image 1" descr="Une image contenant texte, capture d’écran, Parallèle, ligne&#10;&#10;Le contenu généré par l’IA peut être incorrect."/>
+                    <pic:cNvPicPr/>
+                  </pic:nvPicPr>
+                  <pic:blipFill>
+                    <a:blip r:embed="rId6"/>
+                    <a:stretch>
+                      <a:fillRect/>
+                    </a:stretch>
+                  </pic:blipFill>
+                  <pic:spPr>
+                    <a:xfrm>
+                      <a:off x="0" y="0"/>
+                      <a:ext cx="5760720" cy="2900045"/>
+                    </a:xfrm>
+                    <a:prstGeom prst="rect">
+                      <a:avLst/>
+                    </a:prstGeom>
+                  </pic:spPr>
+                </pic:pic>
+              </a:graphicData>
+            </a:graphic>
+          </wp:inline>
+        </w:drawing>
+      </w:r>
+    </w:p>
     <w:sectPr>
       <w:pgSz w:w="11906" w:h="16838"/>
       <w:pgMar w:top="1417" w:right="1417" w:bottom="1417" w:left="1417" w:header="708" w:footer="708" w:gutter="0"/>
@@ -934,7 +1075,10 @@
   <w:style w:type="paragraph" w:default="1" w:styleId="Normal">
     <w:name w:val="Normal"/>
     <w:qFormat/>
-    <w:rsid w:val="00765386"/>
+    <w:rsid w:val="005214CF"/>
+    <w:pPr>
+      <w:jc w:val="both"/>
+    </w:pPr>
     <w:rPr>
       <w:kern w:val="0"/>
       <w14:ligatures w14:val="none"/>
